--- a/docs/publications/aan-training-program/AAN_Book_08_Module.docx
+++ b/docs/publications/aan-training-program/AAN_Book_08_Module.docx
@@ -10,7 +10,7 @@
         <w:rPr>
           <w:color w:val="0D1B2E"/>
         </w:rPr>
-        <w:t>Book 08 — Vulnerability Management</w:t>
+        <w:t>Book 08 — SQL Server Implementation Guide</w:t>
       </w:r>
     </w:p>
     <w:p>
@@ -20,7 +20,7 @@
           <w:color w:val="5A5A5A"/>
           <w:sz w:val="24"/>
         </w:rPr>
-        <w:t>AAN module: Defender VM scanning, KEV-driven prioritization, and the daily machine-readable evidence stream</w:t>
+        <w:t>AAN module: the ten-runbook operational companion to Book 07</w:t>
       </w:r>
     </w:p>
     <w:p>
@@ -47,20 +47,20 @@
         <w:rPr>
           <w:sz w:val="22"/>
         </w:rPr>
-        <w:t xml:space="preserve"> Book_08 Vulnerability Management &lt;https://github.com/WhalerMike/uiao/blob/main/inbox/Application%20Aware%20Networking/Book_08_Federal_Application_Aware_Networking_Vulnerability_Management.qmd&gt; · </w:t>
+        <w:t xml:space="preserve"> Book_08 SQL Server Implementation Guide &lt;https://github.com/WhalerMike/uiao/blob/main/inbox/Application%20Aware%20Networking/Book_08_FedAAN_SQL_Server_Implementation_Guide.qmd&gt; · </w:t>
       </w:r>
       <w:r>
         <w:rPr>
           <w:b/>
           <w:sz w:val="22"/>
         </w:rPr>
-        <w:t>Evidence slots:</w:t>
+        <w:t>Evidence slot:</w:t>
       </w:r>
       <w:r>
         <w:rPr>
           <w:sz w:val="22"/>
         </w:rPr>
-        <w:t xml:space="preserve"> 4 — telemetry (KSI-MLA); 5 — endpoint (KSI-PIY); 6 — security (KSI-CMT) · </w:t>
+        <w:t xml:space="preserve"> procedural evidence for slot 1 (Book 07) · </w:t>
       </w:r>
       <w:r>
         <w:rPr>
@@ -73,7 +73,7 @@
         <w:rPr>
           <w:sz w:val="22"/>
         </w:rPr>
-        <w:t xml:space="preserve"> A4, A5, A6, B5</w:t>
+        <w:t xml:space="preserve"> A1, B4</w:t>
       </w:r>
     </w:p>
     <w:p>
@@ -95,20 +95,33 @@
         <w:rPr>
           <w:sz w:val="22"/>
         </w:rPr>
-        <w:t xml:space="preserve">Turns the Arc-enrolled asset inventory into continuous vulnerability posture management: Microsoft Defender Vulnerability Management (MDVM) scanning over the existing Azure Monitor Agent channel, daily CISA KEV catalog cross-reference, BOD 22-01 SLA-prioritized patch queues, Intune Windows Update for Business rings, and a daily machine-readable compliance record. Thesis: federal vulnerability management fails at </w:t>
+        <w:t xml:space="preserve">The operational companion to Book 07: ten sequential runbooks with commands, T-SQL/PowerShell scripts, and configuration templates for Arc enrollment, login migration, NTLM elimination, Conditional Access, application chain updates, monitoring, and certificate discovery. Thesis: the migration is executable safely because </w:t>
       </w:r>
       <w:r>
         <w:rPr>
           <w:b/>
           <w:sz w:val="22"/>
         </w:rPr>
-        <w:t>enumeration, prioritization, and evidence</w:t>
+        <w:t>every destructive action has a documented undo path, gated by hard checkpoints</w:t>
       </w:r>
       <w:r>
         <w:rPr>
           <w:sz w:val="22"/>
         </w:rPr>
-        <w:t xml:space="preserve"> — earlier books fixed enumeration; this book fixes prioritization (KEV, not just CVSS) and evidence (continuous RA-5 KSI artifacts).</w:t>
+        <w:t xml:space="preserve"> — the first irreversible action (</w:t>
+      </w:r>
+      <w:r>
+        <w:rPr>
+          <w:rFonts w:ascii="Consolas" w:hAnsi="Consolas"/>
+          <w:sz w:val="22"/>
+        </w:rPr>
+        <w:t>DROP LOGIN</w:t>
+      </w:r>
+      <w:r>
+        <w:rPr>
+          <w:sz w:val="22"/>
+        </w:rPr>
+        <w:t>) sits behind a 30-day observation gate.</w:t>
       </w:r>
     </w:p>
     <w:p>
@@ -130,7 +143,7 @@
         <w:rPr>
           <w:sz w:val="22"/>
         </w:rPr>
-        <w:t>Explain the three FedRAMP assessor probes (scanner existence, documented SLA, machine-readable proof of SLA adherence per CVE/machine) and why evidence is the usual failure.</w:t>
+        <w:t>Verify prerequisites: Azure endpoints, Arc onboarding role, toolchain (Azure CLI ≥2.50, SSMS 19+, sqlcmd, setspn), dedicated service accounts.</w:t>
       </w:r>
     </w:p>
     <w:p>
@@ -141,7 +154,20 @@
         <w:rPr>
           <w:sz w:val="22"/>
         </w:rPr>
-        <w:t>Apply BOD 22-01 timelines (KEV internet-facing 14 days, internal 28 days) and explain why CVSS-only prioritization under-prioritizes exploited vulnerabilities.</w:t>
+        <w:t xml:space="preserve">Discover the estate via SPN inventory, audit auth schemes with </w:t>
+      </w:r>
+      <w:r>
+        <w:rPr>
+          <w:rFonts w:ascii="Consolas" w:hAnsi="Consolas"/>
+          <w:sz w:val="22"/>
+        </w:rPr>
+        <w:t>sys.dm_exec_sessions</w:t>
+      </w:r>
+      <w:r>
+        <w:rPr>
+          <w:sz w:val="22"/>
+        </w:rPr>
+        <w:t>, and assign retain/consolidate/retire dispositions.</w:t>
       </w:r>
     </w:p>
     <w:p>
@@ -152,7 +178,20 @@
         <w:rPr>
           <w:sz w:val="22"/>
         </w:rPr>
-        <w:t>Describe how MDVM piggybacks on the Arc AMA channel so scan scope always equals inventory — no new agents.</w:t>
+        <w:t xml:space="preserve">Enroll a server in Arc, install the </w:t>
+      </w:r>
+      <w:r>
+        <w:rPr>
+          <w:rFonts w:ascii="Consolas" w:hAnsi="Consolas"/>
+          <w:sz w:val="22"/>
+        </w:rPr>
+        <w:t>WindowsAgent.SqlServer</w:t>
+      </w:r>
+      <w:r>
+        <w:rPr>
+          <w:sz w:val="22"/>
+        </w:rPr>
+        <w:t xml:space="preserve"> extension, validate the Managed Identity token endpoint (localhost:40342), and enable the external authentication provider.</w:t>
       </w:r>
     </w:p>
     <w:p>
@@ -163,7 +202,7 @@
         <w:rPr>
           <w:sz w:val="22"/>
         </w:rPr>
-        <w:t>Script the daily KEV JSON pull, Defender VM API cross-reference, and P0–P5 SLA-assigned patch queue.</w:t>
+        <w:t>Execute the four-phase login migration in T-SQL with a tracking table and satisfy the five closure conditions of the authentication audit.</w:t>
       </w:r>
     </w:p>
     <w:p>
@@ -174,7 +213,33 @@
         <w:rPr>
           <w:sz w:val="22"/>
         </w:rPr>
-        <w:t>Configure Intune WUfB rings (pilot/broad/production) with a KEV expedited-update bypass and a patch-currency compliance policy tied to Conditional Access.</w:t>
+        <w:t xml:space="preserve">Remediate NTLM: register all four SPN variants, fix </w:t>
+      </w:r>
+      <w:r>
+        <w:rPr>
+          <w:rFonts w:ascii="Consolas" w:hAnsi="Consolas"/>
+          <w:sz w:val="22"/>
+        </w:rPr>
+        <w:t>uses_self_credential</w:t>
+      </w:r>
+      <w:r>
+        <w:rPr>
+          <w:sz w:val="22"/>
+        </w:rPr>
+        <w:t xml:space="preserve"> linked servers, set </w:t>
+      </w:r>
+      <w:r>
+        <w:rPr>
+          <w:rFonts w:ascii="Consolas" w:hAnsi="Consolas"/>
+          <w:sz w:val="22"/>
+        </w:rPr>
+        <w:t>LmCompatibilityLevel = 5</w:t>
+      </w:r>
+      <w:r>
+        <w:rPr>
+          <w:sz w:val="22"/>
+        </w:rPr>
+        <w:t>.</w:t>
       </w:r>
     </w:p>
     <w:p>
@@ -185,7 +250,18 @@
         <w:rPr>
           <w:sz w:val="22"/>
         </w:rPr>
-        <w:t>Produce and archive the daily compliance-summary JSON as the RA-5/SI-2 evidence stream (Blob Storage, 90-day trend, Log Analytics workbook).</w:t>
+        <w:t>Build the Entra group naming convention, dynamic membership rules, and the two Conditional Access policies (compliant device; admin MFA).</w:t>
+      </w:r>
+    </w:p>
+    <w:p>
+      <w:pPr>
+        <w:pStyle w:val="ListBullet"/>
+      </w:pPr>
+      <w:r>
+        <w:rPr>
+          <w:sz w:val="22"/>
+        </w:rPr>
+        <w:t>Schedule drift-detection queries and produce the daily JSON compliance record.</w:t>
       </w:r>
     </w:p>
     <w:p>
@@ -207,7 +283,20 @@
         <w:rPr>
           <w:sz w:val="22"/>
         </w:rPr>
-        <w:t>CISA KEV catalog JSON feed; BOD 22-01 mandatory timelines.</w:t>
+        <w:t xml:space="preserve">Ten-runbook run order with the consolidation gate as a </w:t>
+      </w:r>
+      <w:r>
+        <w:rPr>
+          <w:b/>
+          <w:sz w:val="22"/>
+        </w:rPr>
+        <w:t>real gate</w:t>
+      </w:r>
+      <w:r>
+        <w:rPr>
+          <w:sz w:val="22"/>
+        </w:rPr>
+        <w:t>.</w:t>
       </w:r>
     </w:p>
     <w:p>
@@ -218,7 +307,20 @@
         <w:rPr>
           <w:sz w:val="22"/>
         </w:rPr>
-        <w:t>P0–P5 patch SLA tier table (BOD 22-01, NIST SP 800-40 Rev 4).</w:t>
+        <w:t xml:space="preserve">Safety model: everything before </w:t>
+      </w:r>
+      <w:r>
+        <w:rPr>
+          <w:rFonts w:ascii="Consolas" w:hAnsi="Consolas"/>
+          <w:sz w:val="22"/>
+        </w:rPr>
+        <w:t>DROP LOGIN</w:t>
+      </w:r>
+      <w:r>
+        <w:rPr>
+          <w:sz w:val="22"/>
+        </w:rPr>
+        <w:t xml:space="preserve"> is reversible.</w:t>
       </w:r>
     </w:p>
     <w:p>
@@ -229,7 +331,7 @@
         <w:rPr>
           <w:sz w:val="22"/>
         </w:rPr>
-        <w:t>MDVM over Arc AMA; MMA fallback for Windows Server 2012 R2 (ESU via Arc).</w:t>
+        <w:t>Arc enrollment is per-server, not per-instance; SQL 2019 ESU free via Arc; SQL 2022 as target.</w:t>
       </w:r>
     </w:p>
     <w:p>
@@ -240,7 +342,33 @@
         <w:rPr>
           <w:sz w:val="22"/>
         </w:rPr>
-        <w:t>WUfB ring model plus expedited updates; WSUS coexistence.</w:t>
+        <w:t>Group naming convention (</w:t>
+      </w:r>
+      <w:r>
+        <w:rPr>
+          <w:rFonts w:ascii="Consolas" w:hAnsi="Consolas"/>
+          <w:sz w:val="22"/>
+        </w:rPr>
+        <w:t>SQL-{database}-ReadWrite</w:t>
+      </w:r>
+      <w:r>
+        <w:rPr>
+          <w:sz w:val="22"/>
+        </w:rPr>
+        <w:t xml:space="preserve">, </w:t>
+      </w:r>
+      <w:r>
+        <w:rPr>
+          <w:rFonts w:ascii="Consolas" w:hAnsi="Consolas"/>
+          <w:sz w:val="22"/>
+        </w:rPr>
+        <w:t>SQL-SVC-{application}</w:t>
+      </w:r>
+      <w:r>
+        <w:rPr>
+          <w:sz w:val="22"/>
+        </w:rPr>
+        <w:t>); Azure SQL App ID for Conditional Access targeting.</w:t>
       </w:r>
     </w:p>
     <w:p>
@@ -251,57 +379,20 @@
         <w:rPr>
           <w:sz w:val="22"/>
         </w:rPr>
-        <w:t xml:space="preserve">SQL Server CU vs. GDR lifecycle; Arc </w:t>
+        <w:t xml:space="preserve">Certificate discovery (TLS thumbprint, ADCS-issuer detection, pinning search) </w:t>
       </w:r>
       <w:r>
         <w:rPr>
-          <w:rFonts w:ascii="Consolas" w:hAnsi="Consolas"/>
+          <w:b/>
           <w:sz w:val="22"/>
         </w:rPr>
-        <w:t>WindowsAgent.SqlServer</w:t>
+        <w:t>before</w:t>
       </w:r>
       <w:r>
         <w:rPr>
           <w:sz w:val="22"/>
         </w:rPr>
-        <w:t xml:space="preserve"> auto-patching in maintenance windows.</w:t>
-      </w:r>
-    </w:p>
-    <w:p>
-      <w:pPr>
-        <w:pStyle w:val="ListBullet"/>
-      </w:pPr>
-      <w:r>
-        <w:rPr>
-          <w:sz w:val="22"/>
-        </w:rPr>
-        <w:t xml:space="preserve">Daily compliance JSON: </w:t>
-      </w:r>
-      <w:r>
-        <w:rPr>
-          <w:rFonts w:ascii="Consolas" w:hAnsi="Consolas"/>
-          <w:sz w:val="22"/>
-        </w:rPr>
-        <w:t>SLABreachedKEV</w:t>
-      </w:r>
-      <w:r>
-        <w:rPr>
-          <w:sz w:val="22"/>
-        </w:rPr>
-        <w:t xml:space="preserve"> must be zero; </w:t>
-      </w:r>
-      <w:r>
-        <w:rPr>
-          <w:rFonts w:ascii="Consolas" w:hAnsi="Consolas"/>
-          <w:sz w:val="22"/>
-        </w:rPr>
-        <w:t>PatchComplianceRate</w:t>
-      </w:r>
-      <w:r>
-        <w:rPr>
-          <w:sz w:val="22"/>
-        </w:rPr>
-        <w:t xml:space="preserve"> ≥ 95%.</w:t>
+        <w:t xml:space="preserve"> any domain unjoin.</w:t>
       </w:r>
     </w:p>
     <w:p>
@@ -312,7 +403,7 @@
         <w:rPr>
           <w:color w:val="0D1B2E"/>
         </w:rPr>
-        <w:t>Implementation sequence</w:t>
+        <w:t>Implementation sequence (the run order)</w:t>
       </w:r>
     </w:p>
     <w:p>
@@ -323,7 +414,7 @@
         <w:rPr>
           <w:sz w:val="22"/>
         </w:rPr>
-        <w:t>Verify MDE onboarding for all Arc-enrolled machines (allow 24–48 hours after enrollment).</w:t>
+        <w:t>Runbook 01: prerequisites, toolchain, service-account baseline.</w:t>
       </w:r>
     </w:p>
     <w:p>
@@ -334,7 +425,7 @@
         <w:rPr>
           <w:sz w:val="22"/>
         </w:rPr>
-        <w:t>Stand up the daily KEV pull + Defender VM cross-reference producing the prioritized patch queue and compliance summary.</w:t>
+        <w:t>Runbook 02: estate discovery and consolidation gate.</w:t>
       </w:r>
     </w:p>
     <w:p>
@@ -345,7 +436,7 @@
         <w:rPr>
           <w:sz w:val="22"/>
         </w:rPr>
-        <w:t>Configure three WUfB rings via Graph; define the KEV expedited path.</w:t>
+        <w:t>Runbook 03: authentication audit — inventories, NTLM event export, five closure conditions.</w:t>
       </w:r>
     </w:p>
     <w:p>
@@ -356,7 +447,7 @@
         <w:rPr>
           <w:sz w:val="22"/>
         </w:rPr>
-        <w:t>Deploy the patch-currency compliance policy linked to Conditional Access (30-day grace period).</w:t>
+        <w:t>Runbook 04: Arc enrollment, SQL extension, Managed Identity validation.</w:t>
       </w:r>
     </w:p>
     <w:p>
@@ -367,7 +458,20 @@
         <w:rPr>
           <w:sz w:val="22"/>
         </w:rPr>
-        <w:t>Inventory SQL Server versions/CUs; enable Arc auto-patching.</w:t>
+        <w:t xml:space="preserve">Runbook 05: login migration parallel run and </w:t>
+      </w:r>
+      <w:r>
+        <w:rPr>
+          <w:rFonts w:ascii="Consolas" w:hAnsi="Consolas"/>
+          <w:sz w:val="22"/>
+        </w:rPr>
+        <w:t>sa</w:t>
+      </w:r>
+      <w:r>
+        <w:rPr>
+          <w:sz w:val="22"/>
+        </w:rPr>
+        <w:t xml:space="preserve"> handling.</w:t>
       </w:r>
     </w:p>
     <w:p>
@@ -378,7 +482,29 @@
         <w:rPr>
           <w:sz w:val="22"/>
         </w:rPr>
-        <w:t>Archive daily summaries to Blob Storage; 90-day trends; Log Analytics workbook.</w:t>
+        <w:t>Runbook 06: SPN fixes, linked-server remediation, NTLMv1 block.</w:t>
+      </w:r>
+    </w:p>
+    <w:p>
+      <w:pPr>
+        <w:pStyle w:val="ListNumber"/>
+      </w:pPr>
+      <w:r>
+        <w:rPr>
+          <w:sz w:val="22"/>
+        </w:rPr>
+        <w:t>Runbooks 07–08: Entra groups / Conditional Access; connection strings and ODBC.</w:t>
+      </w:r>
+    </w:p>
+    <w:p>
+      <w:pPr>
+        <w:pStyle w:val="ListNumber"/>
+      </w:pPr>
+      <w:r>
+        <w:rPr>
+          <w:sz w:val="22"/>
+        </w:rPr>
+        <w:t>Runbooks 09–10: monitoring queries and JSON compliance export; TLS certificate and ADCS/pinning inventory.</w:t>
       </w:r>
     </w:p>
     <w:p>
@@ -400,7 +526,7 @@
         <w:rPr>
           <w:sz w:val="22"/>
         </w:rPr>
-        <w:t>RA-5, RA-5(2), RA-5(5), SI-2, SI-2(2), SI-5, CM-7, CM-7(1). CISA BOD 22-01; NIST SP 800-40 Rev 4. FedRAMP 20x KSIs: scan currency (24-hour scan, 72-hour coverage-gap alert), patch SLA compliance ≥95%, KEV remediation timeliness.</w:t>
+        <w:t>Inherits Book 07's framework (IA-2, IA-5, AU-2, AU-12, CA-7, CM-8 KSIs under FedRAMP 20x); the runbook-12 compliance record and checklist are the operational evidence stream.</w:t>
       </w:r>
     </w:p>
     <w:p>
@@ -422,7 +548,7 @@
         <w:rPr>
           <w:sz w:val="22"/>
         </w:rPr>
-        <w:t>Book 01 (IPAM inventory), Books 03–05 (Arc enrollment/AMA, SQL inventory), Book 07's Sentinel/Log Analytics context. PowerShell, Graph API, Azure Automation.</w:t>
+        <w:t>Book 07 first, for the conceptual framework. An Arc-enrolled SQL Server 2022 test environment (2019 + Entra extension acceptable only for runbooks 03–04).</w:t>
       </w:r>
     </w:p>
     <w:p>
@@ -444,7 +570,7 @@
         <w:rPr>
           <w:sz w:val="22"/>
         </w:rPr>
-        <w:t>Download the live KEV JSON feed; cross-reference against a sample finding set; assign P0–P5 priorities; verify a CVSS 7.5 KEV outranks a CVSS 9.0 non-KEV.</w:t>
+        <w:t>Run runbooks 02–03 end-to-end in a lab domain: SPN-based instance discovery, auth-scheme audit, NTLM event export.</w:t>
       </w:r>
     </w:p>
     <w:p>
@@ -455,7 +581,7 @@
         <w:rPr>
           <w:sz w:val="22"/>
         </w:rPr>
-        <w:t>Build the three WUfB rings in a test Intune tenant; simulate an expedited KEV update bypassing the ring schedule.</w:t>
+        <w:t>Arc-enroll a test server, install the SQL extension, validate the token endpoint, create the first Entra admin login.</w:t>
       </w:r>
     </w:p>
     <w:p>
@@ -466,7 +592,7 @@
         <w:rPr>
           <w:sz w:val="22"/>
         </w:rPr>
-        <w:t>Run the SQL version-inventory script; flag behind-CU and end-of-support instances.</w:t>
+        <w:t>Implement the monitoring queries and daily JSON compliance export; trigger an alert by creating a rogue SQL login.</w:t>
       </w:r>
     </w:p>
     <w:p>
@@ -488,7 +614,7 @@
         <w:rPr>
           <w:sz w:val="22"/>
         </w:rPr>
-        <w:t>Assuming scanners flag KEV status automatically — NVD/CVSS and KEV are unlinked; the cross-reference must be explicit.</w:t>
+        <w:t>Running runbooks out of order — later ones depend on earlier state; the consolidation gate must not be skipped.</w:t>
       </w:r>
     </w:p>
     <w:p>
@@ -499,7 +625,7 @@
         <w:rPr>
           <w:sz w:val="22"/>
         </w:rPr>
-        <w:t>Prioritizing solely by CVSS.</w:t>
+        <w:t>Executing against production without test-environment validation.</w:t>
       </w:r>
     </w:p>
     <w:p>
@@ -510,7 +636,33 @@
         <w:rPr>
           <w:sz w:val="22"/>
         </w:rPr>
-        <w:t>Enabling the Conditional Access non-compliance block on day one against accumulated patch debt.</w:t>
+        <w:t xml:space="preserve">SQL services running as </w:t>
+      </w:r>
+      <w:r>
+        <w:rPr>
+          <w:rFonts w:ascii="Consolas" w:hAnsi="Consolas"/>
+          <w:sz w:val="22"/>
+        </w:rPr>
+        <w:t>NETWORK SERVICE</w:t>
+      </w:r>
+      <w:r>
+        <w:rPr>
+          <w:sz w:val="22"/>
+        </w:rPr>
+        <w:t>/</w:t>
+      </w:r>
+      <w:r>
+        <w:rPr>
+          <w:rFonts w:ascii="Consolas" w:hAnsi="Consolas"/>
+          <w:sz w:val="22"/>
+        </w:rPr>
+        <w:t>LOCAL SYSTEM</w:t>
+      </w:r>
+      <w:r>
+        <w:rPr>
+          <w:sz w:val="22"/>
+        </w:rPr>
+        <w:t xml:space="preserve"> — blocks SPN registration and Arc work until dedicated accounts exist.</w:t>
       </w:r>
     </w:p>
     <w:p>
@@ -521,7 +673,7 @@
         <w:rPr>
           <w:sz w:val="22"/>
         </w:rPr>
-        <w:t>Declaring Arc enrollment complete without verifying MDE onboarding 48 hours later.</w:t>
+        <w:t>Domain-unjoining before ADCS certificate replacement and pin-clearing.</w:t>
       </w:r>
     </w:p>
     <w:p>
@@ -543,7 +695,7 @@
         <w:rPr>
           <w:sz w:val="22"/>
         </w:rPr>
-        <w:t>SC-200, Tenable / Qualys (alternative stacks), CISA training.</w:t>
+        <w:t>DP-300.</w:t>
       </w:r>
     </w:p>
     <w:p>
@@ -574,7 +726,7 @@
         <w:rPr>
           <w:sz w:val="22"/>
         </w:rPr>
-        <w:t xml:space="preserve"> Book 09 — Data Protection (Purview)</w:t>
+        <w:t xml:space="preserve"> Book 09 — Database Consolidation &amp; Network Physics</w:t>
       </w:r>
     </w:p>
     <w:sectPr>
